--- a/parity/fixtures/wc-table.docx
+++ b/parity/fixtures/wc-table.docx
@@ -5,7 +5,8 @@
     <w:tbl>
       <w:tblPr>
         <w:tblStyle w:val="TableGrid"/>
-        <w:tblLook w:firstColumn="1" w:firstRow="1" w:lastColumn="0" w:lastRow="0" w:noHBand="0" w:noVBand="1"/>
+        <w:tblW w:w="0" w:type="auto"/>
+        <w:tblLook w:firstColumn="1" w:firstRow="1" w:lastColumn="0" w:lastRow="0" w:noHBand="0" w:noVBand="1" w:val="04A0"/>
       </w:tblPr>
       <w:tblGrid>
         <w:gridCol w:w="3120"/>
@@ -1375,6 +1376,9 @@
     <w:basedOn w:val="TableNormal"/>
     <w:uiPriority w:val="39"/>
     <w:rsid w:val="000A29C3"/>
+    <w:pPr>
+      <w:spacing w:after="0" w:line="240" w:lineRule="auto"/>
+    </w:pPr>
     <w:tblPr>
       <w:tblBorders>
         <w:top w:val="single" w:sz="4" w:space="0" w:color="auto"/>
